--- a/_print_az/freud-yumor_az.docx
+++ b/_print_az/freud-yumor_az.docx
@@ -155,11 +155,6 @@
     </w:p>
     <w:p>
       <w:r>
-        <w:t>AzərbaycanРусскийEnglishTürkçe</w:t>
-      </w:r>
-    </w:p>
-    <w:p>
-      <w:r>
         <w:t>Endirim sorğusu (istəyə bağlı)</w:t>
       </w:r>
     </w:p>
@@ -2218,11 +2213,6 @@
     </w:p>
     <w:p>
       <w:r>
-        <w:t>AzərbaycanРусскийEnglishTürkçe</w:t>
-      </w:r>
-    </w:p>
-    <w:p>
-      <w:r>
         <w:t>Endirim sorğusu (istəyə bağlı)</w:t>
       </w:r>
     </w:p>
@@ -2751,11 +2741,6 @@
     </w:p>
     <w:p>
       <w:r>
-        <w:t>AzərbaycanРусскийEnglishTürkçe</w:t>
-      </w:r>
-    </w:p>
-    <w:p>
-      <w:r>
         <w:t>Endirim sorğusu (istəyə bağlı)</w:t>
       </w:r>
     </w:p>
@@ -3129,11 +3114,6 @@
     </w:p>
     <w:p>
       <w:r>
-        <w:t>AzərbaycanРусскийEnglishTürkçe</w:t>
-      </w:r>
-    </w:p>
-    <w:p>
-      <w:r>
         <w:t>Endirim sorğusu (istəyə bağlı)</w:t>
       </w:r>
     </w:p>
@@ -3407,11 +3387,6 @@
     </w:p>
     <w:p>
       <w:r>
-        <w:t>AzərbaycanРусскийEnglishTürkçe</w:t>
-      </w:r>
-    </w:p>
-    <w:p>
-      <w:r>
         <w:t>Endirim sorğusu (istəyə bağlı)</w:t>
       </w:r>
     </w:p>
@@ -3720,11 +3695,6 @@
     </w:p>
     <w:p>
       <w:r>
-        <w:t>AzərbaycanРусскийEnglishTürkçe</w:t>
-      </w:r>
-    </w:p>
-    <w:p>
-      <w:r>
         <w:t>Endirim sorğusu (istəyə bağlı)</w:t>
       </w:r>
     </w:p>
@@ -4629,11 +4599,6 @@
     <w:p>
       <w:r>
         <w:t>Kitab artıq nəşr olunub və çap nüsxəsi hazırdır. Sifariş etdiyiniz nüsxəni şəxsən imzalayıb, istənilən ünvana poçtla göndərəcəyəm. Təxmini qiymət - 100 $; sizin üçün ağırdırsa, aşağıda endirim sorğusu göndərə bilərsiniz.</w:t>
-      </w:r>
-    </w:p>
-    <w:p>
-      <w:r>
-        <w:t>AzərbaycanРусскийEnglishTürkçe</w:t>
       </w:r>
     </w:p>
     <w:p>
